--- a/courseware/LG-Generative AI for Interviewing-v6.0.docx
+++ b/courseware/LG-Generative AI for Interviewing-v6.0.docx
@@ -333,7 +333,7 @@
                 <w:color w:val="161B26"/>
                 <w:sz w:val="18"/>
               </w:rPr>
-              <w:t>Rebuilt for both interviewer and interviewee perspectives; 10 AI-supported role-play activities; current fairness, privacy and human-oversight controls.</w:t>
+              <w:t>Rebuilt around Microsoft 365 Copilot and prompt engineering: lab sign-in, the four-part prompt pattern, a live Copilot Studio environment with five published agents and three reference workflows named for the activities they support (Activity 3, 5 and 8), and a SharePoint corpus of synthetic candidate and HR policy documents. Adds the Lab Prompt Pack, per-activity figures and a Markdown mirror; retains fairness, privacy and human-oversight controls throughout.</w:t>
             </w:r>
           </w:p>
         </w:tc>
@@ -610,7 +610,7 @@
         <w:pStyle w:val="ListBullet"/>
       </w:pPr>
       <w:r>
-        <w:t xml:space="preserve">FutureTech Solutions - Careers (Technology / Data): </w:t>
+        <w:t xml:space="preserve">TGS-2024051421 FutureTech Solutions - Careers (Technology / Data): </w:t>
       </w:r>
       <w:hyperlink r:id="rId19">
         <w:r>
@@ -627,7 +627,7 @@
         <w:pStyle w:val="ListBullet"/>
       </w:pPr>
       <w:r>
-        <w:t xml:space="preserve">Harbour Bank - Talent Acquisition (Financial Services): </w:t>
+        <w:t xml:space="preserve">TGS-2024051421 Harbour Bank - Talent Acquisition (Financial Services): </w:t>
       </w:r>
       <w:hyperlink r:id="rId20">
         <w:r>
@@ -644,7 +644,7 @@
         <w:pStyle w:val="ListBullet"/>
       </w:pPr>
       <w:r>
-        <w:t xml:space="preserve">MediCare Health - Recruitment (Healthcare): </w:t>
+        <w:t xml:space="preserve">TGS-2024051421 MediCare Health - Recruitment (Healthcare): </w:t>
       </w:r>
       <w:hyperlink r:id="rId21">
         <w:r>
@@ -661,7 +661,7 @@
         <w:pStyle w:val="ListBullet"/>
       </w:pPr>
       <w:r>
-        <w:t xml:space="preserve">GreenLogix Supply Chain - Hiring (Logistics): </w:t>
+        <w:t xml:space="preserve">TGS-2024051421 GreenLogix Supply Chain - Hiring (Logistics): </w:t>
       </w:r>
       <w:hyperlink r:id="rId22">
         <w:r>
@@ -678,7 +678,7 @@
         <w:pStyle w:val="ListBullet"/>
       </w:pPr>
       <w:r>
-        <w:t xml:space="preserve">BrightPath Education - Careers (Education): </w:t>
+        <w:t xml:space="preserve">TGS-2024051421 BrightPath Education - Careers (Education): </w:t>
       </w:r>
       <w:hyperlink r:id="rId23">
         <w:r>
